--- a/por/docx/10.content.docx
+++ b/por/docx/10.content.docx
@@ -11,6 +11,15 @@
         <w:pStyle w:val="Heading2"/>
       </w:pPr>
       <w:r>
+        <w:t>Resource: Notas de Estudo (Tyndale)</w:t>
+      </w:r>
+      <w:r/>
+    </w:p>
+    <w:p>
+      <w:pPr>
+        <w:pStyle w:val="Heading2"/>
+      </w:pPr>
+      <w:r>
         <w:t>License Information</w:t>
       </w:r>
       <w:r/>
@@ -21,7 +30,7 @@
         <w:rPr>
           <w:b/>
         </w:rPr>
-        <w:t>Study Notes (Tyndale)</w:t>
+        <w:t>Notas de Estudo (Tyndale)</w:t>
       </w:r>
       <w:r>
         <w:t xml:space="preserve"> (Portuguese) is based on</w:t>
@@ -74,7 +83,7 @@
         <w:pStyle w:val="Heading1"/>
       </w:pPr>
       <w:r>
-        <w:t>Study Notes (Tyndale)</w:t>
+        <w:t>Notas de Estudo (Tyndale)</w:t>
       </w:r>
     </w:p>
     <w:p>
@@ -83,6 +92,51 @@
           <w:headerReference w:type="even" r:id="rId8"/>
           <w:headerReference w:type="default" r:id="rId9"/>
           <w:footerReference w:type="default" r:id="rId10"/>
+          <w:footnotePr>
+            <w:numRestart w:val="eachSect"/>
+          </w:footnotePr>
+          <w:type w:val="continuous"/>
+          <w:pgSz w:w="12240" w:h="15840" w:code="1"/>
+          <w:pgMar w:top="1440" w:right="1440" w:bottom="1440" w:left="1440" w:header="504" w:footer="504" w:gutter="0"/>
+          <w:cols w:space="708"/>
+          <w:titlePg/>
+          <w:docGrid w:linePitch="360"/>
+        </w:sectPr>
+      </w:pPr>
+    </w:p>
+    <w:p>
+      <w:r/>
+    </w:p>
+    <w:p>
+      <w:pPr>
+        <w:pStyle w:val="Heading2"/>
+      </w:pPr>
+      <w:r>
+        <w:t>2SA</w:t>
+      </w:r>
+      <w:r/>
+    </w:p>
+    <w:p>
+      <w:r/>
+      <w:r>
+        <w:rPr>
+          <w:i/>
+        </w:rPr>
+        <w:t>2 Samuel 1.1, 2 Samuel 1.1–16, 2 Samuel 1.1–27, 2 Samuel 1.4, 2 Samuel 1.6, 2 Samuel 1.9, 2 Samuel 1.10, 2 Samuel 1.13, 2 Samuel 1.15–16, 2 Samuel 1.18, 2 Samuel 1.19, 2 Samuel 1.20, 2 Samuel 1.21, 2 Samuel 1.22, 2 Samuel 1.23, 2 Samuel 1.26, 2 Samuel 2.1, 2 Samuel 2.1–32, 2 Samuel 2.2, 2 Samuel 2.4–7, 2 Samuel 2.7, 2 Samuel 2.8, 2 Samuel 2.9, 2 Samuel 2.10–11, 2 Samuel 2.12, 2 Samuel 2.12–32, 2 Samuel 2.13, 2 Samuel 2.14, 2 Samuel 2.17, 2 Samuel 2.18, 2 Samuel 2.20–22, 2 Samuel 2.24, 2 Samuel 2.26, 2 Samuel 2.28, 2 Samuel 2.29, 2 Samuel 2.31, 2 Samuel 3.1, 2 Samuel 3.1–39, 2 Samuel 3.2–5, 2 Samuel 3.3, 2 Samuel 3.7, 2 Samuel 3.8, 2 Samuel 3.9, 2 Samuel 3.10, 2 Samuel 3.11, 2 Samuel 3.12, 2 Samuel 3.13, 2 Samuel 3.14, 2 Samuel 3.15, 2 Samuel 3.16, 2 Samuel 3.17, 2 Samuel 3.18, 2 Samuel 3.19, 2 Samuel 3.21, 2 Samuel 3.26, 2 Samuel 3.27, 2 Samuel 3.28, 2 Samuel 3.29, 2 Samuel 3.30, 2 Samuel 3.31, 2 Samuel 3.32, 2 Samuel 3.33, 2 Samuel 3.34, 2 Samuel 3.35, 2 Samuel 3.37, 2 Samuel 3.39, 2 Samuel 4.1, 2 Samuel 4.2–3, 2 Samuel 4.4, 2 Samuel 4.6, 2 Samuel 4.8, 2 Samuel 4.9–11, 2 Samuel 4.12, 2 Samuel 5.1, 2 Samuel 5.1–25, 2 Samuel 5.2, 2 Samuel 5.3, 2 Samuel 5.4–5, 2 Samuel 5.6, 2 Samuel 5.6–10, 2 Samuel 5.7, 2 Samuel 5.8, 2 Samuel 5.9, 2 Samuel 5.10, 2 Samuel 5.11, 2 Samuel 5.12, 2 Samuel 5.13–16, 2 Samuel 5.17–25, 2 Samuel 5.18, 2 Samuel 5.20, 2 Samuel 5.21, 2 Samuel 5.23, 2 Samuel 5.25, 2 Samuel 6.1–23, 2 Samuel 6.2, 2 Samuel 6.3–4, 2 Samuel 6.5, 2 Samuel 6.6–7, 2 Samuel 6.8, 2 Samuel 6.9, 2 Samuel 6.10, 2 Samuel 6.11, 2 Samuel 6.12, 2 Samuel 6.13, 2 Samuel 6.14, 2 Samuel 6.15, 2 Samuel 6.16, 2 Samuel 6.17, 2 Samuel 6.18, 2 Samuel 6.19, 2 Samuel 6.21, 2 Samuel 6.22, 2 Samuel 6.23, 2 Samuel 7.1, 2 Samuel 7.1–2, 2 Samuel 7.1–29, 2 Samuel 7.2, 2 Samuel 7.3, 2 Samuel 7.5, 2 Samuel 7.6, 2 Samuel 7.7, 2 Samuel 7.8, 2 Samuel 7.8–17, 2 Samuel 7.9, 2 Samuel 7.10–11, 2 Samuel 7.11, 2 Samuel 7.12–13, 2 Samuel 7.14, 2 Samuel 7.16, 2 Samuel 7.18, 2 Samuel 7.18–29, 2 Samuel 7.19, 2 Samuel 7.20, 2 Samuel 7.21, 2 Samuel 7.22, 2 Samuel 7.23, 2 Samuel 7.24, 2 Samuel 7.25, 2 Samuel 7.26, 2 Samuel 8.1–18, 2 Samuel 8.2, 2 Samuel 8.3, 2 Samuel 8.4, 2 Samuel 8.5, 2 Samuel 8.6, 2 Samuel 8.7, 2 Samuel 8.9, 2 Samuel 8.10, 2 Samuel 8.11–12, 2 Samuel 8.13–14, 2 Samuel 8.15–18, 2 Samuel 8.18, 2 Samuel 9.1, 2 Samuel 9.1–13, 2 Samuel 9.3, 2 Samuel 9.4, 2 Samuel 9.5, 2 Samuel 9.6, 2 Samuel 9.7, 2 Samuel 9.8, 2 Samuel 9.11, 2 Samuel 9.13, 2 Samuel 10.1, 2 Samuel 10.1–5, 2 Samuel 10.1–19, 2 Samuel 10.2, 2 Samuel 10.4, 2 Samuel 10.5, 2 Samuel 10.6, 2 Samuel 10.8, 2 Samuel 10.12, 2 Samuel 10.16, 2 Samuel 11.1, 2 Samuel 11.1–27, 2 Samuel 11.2, 2 Samuel 11.3, 2 Samuel 11.4, 2 Samuel 11.8, 2 Samuel 11.11, 2 Samuel 11.16–17, 2 Samuel 11.21, 2 Samuel 11.25, 2 Samuel 12.1, 2 Samuel 12.1–31, 2 Samuel 12.3, 2 Samuel 12.4, 2 Samuel 12.5–6, 2 Samuel 12.7–8, 2 Samuel 12.8, 2 Samuel 12.10, 2 Samuel 12.11, 2 Samuel 12.14, 2 Samuel 12.20, 2 Samuel 12.21–23, 2 Samuel 12.23, 2 Samuel 12.24, 2 Samuel 12.25, 2 Samuel 12.26–31, 2 Samuel 12.30, 2 Samuel 12.31, 2 Samuel 13.1, 2 Samuel 13.2, 2 Samuel 13.3, 2 Samuel 13.4, 2 Samuel 13.12, 2 Samuel 13.13, 2 Samuel 13.14, 2 Samuel 13.15, 2 Samuel 13.16, 2 Samuel 13.18, 2 Samuel 13.19, 2 Samuel 13.20, 2 Samuel 13.21, 2 Samuel 13.23, 2 Samuel 13.31, 2 Samuel 13.34–39, 2 Samuel 13.37, 2 Samuel 13.39, 2 Samuel 14.2, 2 Samuel 14.9, 2 Samuel 14.11, 2 Samuel 14.13, 2 Samuel 14.14, 2 Samuel 14.16, 2 Samuel 14.17, 2 Samuel 14.20, 2 Samuel 14.21, 2 Samuel 14.23, 2 Samuel 14.26, 2 Samuel 14.27, 2 Samuel 14.29, 2 Samuel 14.33, 2 Samuel 15.1, 2 Samuel 15.1–19, 2 Samuel 15.5, 2 Samuel 15.6, 2 Samuel 15.7, 2 Samuel 15.8, 2 Samuel 15.12, 2 Samuel 15.15–16, 2 Samuel 15.18, 2 Samuel 15.19, 2 Samuel 15.23, 2 Samuel 15.24, 2 Samuel 15.25, 2 Samuel 15.27, 2 Samuel 15.31, 2 Samuel 15.32, 2 Samuel 15.34, 2 Samuel 16.1, 2 Samuel 16.3–4, 2 Samuel 16.5, 2 Samuel 16.7–8, 2 Samuel 16.8, 2 Samuel 16.9, 2 Samuel 16.10, 2 Samuel 16.11–12, 2 Samuel 16.16, 2 Samuel 16.19, 2 Samuel 16.21, 2 Samuel 16.22, 2 Samuel 16.23, 2 Samuel 17.1–14, 2 Samuel 17.3, 2 Samuel 17.11, 2 Samuel 17.14, 2 Samuel 17.17, 2 Samuel 17.18–20, 2 Samuel 17.23, 2 Samuel 17.24, 2 Samuel 17.25, 2 Samuel 17.27, 2 Samuel 18.3, 2 Samuel 18.5, 2 Samuel 18.6, 2 Samuel 18.8, 2 Samuel 18.9, 2 Samuel 18.11, 2 Samuel 18.14, 2 Samuel 18.15, 2 Samuel 18.17, 2 Samuel 18.18, 2 Samuel 18.19, 2 Samuel 18.21, 2 Samuel 18.25, 2 Samuel 18.28–29, 2 Samuel 18.33, 2 Samuel 19.5–7, 2 Samuel 19.9–10, 2 Samuel 19.11–12, 2 Samuel 19.13, 2 Samuel 19.15, 2 Samuel 19.15–23, 2 Samuel 19.17, 2 Samuel 19.20, 2 Samuel 19.21–22, 2 Samuel 19.23, 2 Samuel 19.24, 2 Samuel 19.24–30, 2 Samuel 19.27–28, 2 Samuel 19.30, 2 Samuel 19.31, 2 Samuel 19.31–40, 2 Samuel 19.39, 2 Samuel 19.40, 2 Samuel 19.41–43, 2 Samuel 20.1, 2 Samuel 20.3, 2 Samuel 20.4–5, 2 Samuel 20.7, 2 Samuel 20.9, 2 Samuel 20.10, 2 Samuel 20.14, 2 Samuel 20.15, 2 Samuel 20.16, 2 Samuel 20.18–19, 2 Samuel 20.23, 2 Samuel 20.23–26, 2 Samuel 20.24, 2 Samuel 20.25, 2 Samuel 20.26, 2 Samuel 21.1, 2 Samuel 21.1–24.25, 2 Samuel 21.2, 2 Samuel 21.3, 2 Samuel 21.6, 2 Samuel 21.7, 2 Samuel 21.8, 2 Samuel 21.9, 2 Samuel 21.10, 2 Samuel 21.11–13, 2 Samuel 21.14, 2 Samuel 21.15, 2 Samuel 21.15–22, 2 Samuel 21.16, 2 Samuel 21.17, 2 Samuel 21.18, 2 Samuel 21.19, 2 Samuel 22.1–51, 2 Samuel 22.2, 2 Samuel 22.3, 2 Samuel 22.7, 2 Samuel 22.8–20, 2 Samuel 22.14, 2 Samuel 22.21–30, 2 Samuel 22.22–24, 2 Samuel 22.31–51, 2 Samuel 22.32, 2 Samuel 22.34, 2 Samuel 22.38–40, 2 Samuel 22.51, 2 Samuel 23.1, 2 Samuel 23.1–7, 2 Samuel 23.2, 2 Samuel 23.5, 2 Samuel 23.6, 2 Samuel 23.8–39, 2 Samuel 23.10, 2 Samuel 23.13, 2 Samuel 23.15–16, 2 Samuel 23.17, 2 Samuel 23.18–23, 2 Samuel 23.24, 2 Samuel 23.39, 2 Samuel 24.1, 2 Samuel 24.2, 2 Samuel 24.3, 2 Samuel 24.9, 2 Samuel 24.10, 2 Samuel 24.11, 2 Samuel 24.13, 2 Samuel 24.16, 2 Samuel 24.17, 2 Samuel 24.21, 2 Samuel 24.25</w:t>
+      </w:r>
+      <w:r/>
+    </w:p>
+    <w:p>
+      <w:r/>
+      <w:r>
+        <w:t xml:space="preserve"> </w:t>
+      </w:r>
+      <w:r/>
+      <w:r/>
+    </w:p>
+    <w:p>
+      <w:pPr>
+        <w:sectPr>
           <w:footnotePr>
             <w:numRestart w:val="eachSect"/>
           </w:footnotePr>

--- a/por/docx/10.content.docx
+++ b/por/docx/10.content.docx
@@ -163,13 +163,6 @@
         <w:rPr>
           <w:lang w:val="pt_PT" w:bidi="pt_PT"/>
         </w:rPr>
-      </w:r>
-      <w:r>
-        <w:rPr>
-          <w:i/>
-          <w:lang w:val="pt_PT" w:bidi="pt_PT"/>
-        </w:rPr>
-        <w:t>2 Samuel 1.1, 2 Samuel 1.1–16, 2 Samuel 1.1–27, 2 Samuel 1.4, 2 Samuel 1.6, 2 Samuel 1.9, 2 Samuel 1.10, 2 Samuel 1.13, 2 Samuel 1.15–16, 2 Samuel 1.18, 2 Samuel 1.19, 2 Samuel 1.20, 2 Samuel 1.21, 2 Samuel 1.22, 2 Samuel 1.23, 2 Samuel 1.26, 2 Samuel 2.1, 2 Samuel 2.1–32, 2 Samuel 2.2, 2 Samuel 2.4–7, 2 Samuel 2.7, 2 Samuel 2.8, 2 Samuel 2.9, 2 Samuel 2.10–11, 2 Samuel 2.12, 2 Samuel 2.12–32, 2 Samuel 2.13, 2 Samuel 2.14, 2 Samuel 2.17, 2 Samuel 2.18, 2 Samuel 2.20–22, 2 Samuel 2.24, 2 Samuel 2.26, 2 Samuel 2.28, 2 Samuel 2.29, 2 Samuel 2.31, 2 Samuel 3.1, 2 Samuel 3.1–39, 2 Samuel 3.2–5, 2 Samuel 3.3, 2 Samuel 3.7, 2 Samuel 3.8, 2 Samuel 3.9, 2 Samuel 3.10, 2 Samuel 3.11, 2 Samuel 3.12, 2 Samuel 3.13, 2 Samuel 3.14, 2 Samuel 3.15, 2 Samuel 3.16, 2 Samuel 3.17, 2 Samuel 3.18, 2 Samuel 3.19, 2 Samuel 3.21, 2 Samuel 3.26, 2 Samuel 3.27, 2 Samuel 3.28, 2 Samuel 3.29, 2 Samuel 3.30, 2 Samuel 3.31, 2 Samuel 3.32, 2 Samuel 3.33, 2 Samuel 3.34, 2 Samuel 3.35, 2 Samuel 3.37, 2 Samuel 3.39, 2 Samuel 4.1, 2 Samuel 4.2–3, 2 Samuel 4.4, 2 Samuel 4.6, 2 Samuel 4.8, 2 Samuel 4.9–11, 2 Samuel 4.12, 2 Samuel 5.1, 2 Samuel 5.1–25, 2 Samuel 5.2, 2 Samuel 5.3, 2 Samuel 5.4–5, 2 Samuel 5.6, 2 Samuel 5.6–10, 2 Samuel 5.7, 2 Samuel 5.8, 2 Samuel 5.9, 2 Samuel 5.10, 2 Samuel 5.11, 2 Samuel 5.12, 2 Samuel 5.13–16, 2 Samuel 5.17–25, 2 Samuel 5.18, 2 Samuel 5.20, 2 Samuel 5.21, 2 Samuel 5.23, 2 Samuel 5.25, 2 Samuel 6.1–23, 2 Samuel 6.2, 2 Samuel 6.3–4, 2 Samuel 6.5, 2 Samuel 6.6–7, 2 Samuel 6.8, 2 Samuel 6.9, 2 Samuel 6.10, 2 Samuel 6.11, 2 Samuel 6.12, 2 Samuel 6.13, 2 Samuel 6.14, 2 Samuel 6.15, 2 Samuel 6.16, 2 Samuel 6.17, 2 Samuel 6.18, 2 Samuel 6.19, 2 Samuel 6.21, 2 Samuel 6.22, 2 Samuel 6.23, 2 Samuel 7.1, 2 Samuel 7.1–2, 2 Samuel 7.1–29, 2 Samuel 7.2, 2 Samuel 7.3, 2 Samuel 7.5, 2 Samuel 7.6, 2 Samuel 7.7, 2 Samuel 7.8, 2 Samuel 7.8–17, 2 Samuel 7.9, 2 Samuel 7.10–11, 2 Samuel 7.11, 2 Samuel 7.12–13, 2 Samuel 7.14, 2 Samuel 7.16, 2 Samuel 7.18, 2 Samuel 7.18–29, 2 Samuel 7.19, 2 Samuel 7.20, 2 Samuel 7.21, 2 Samuel 7.22, 2 Samuel 7.23, 2 Samuel 7.24, 2 Samuel 7.25, 2 Samuel 7.26, 2 Samuel 8.1–18, 2 Samuel 8.2, 2 Samuel 8.3, 2 Samuel 8.4, 2 Samuel 8.5, 2 Samuel 8.6, 2 Samuel 8.7, 2 Samuel 8.9, 2 Samuel 8.10, 2 Samuel 8.11–12, 2 Samuel 8.13–14, 2 Samuel 8.15–18, 2 Samuel 8.18, 2 Samuel 9.1, 2 Samuel 9.1–13, 2 Samuel 9.3, 2 Samuel 9.4, 2 Samuel 9.5, 2 Samuel 9.6, 2 Samuel 9.7, 2 Samuel 9.8, 2 Samuel 9.11, 2 Samuel 9.13, 2 Samuel 10.1, 2 Samuel 10.1–5, 2 Samuel 10.1–19, 2 Samuel 10.2, 2 Samuel 10.4, 2 Samuel 10.5, 2 Samuel 10.6, 2 Samuel 10.8, 2 Samuel 10.12, 2 Samuel 10.16, 2 Samuel 11.1, 2 Samuel 11.1–27, 2 Samuel 11.2, 2 Samuel 11.3, 2 Samuel 11.4, 2 Samuel 11.8, 2 Samuel 11.11, 2 Samuel 11.16–17, 2 Samuel 11.21, 2 Samuel 11.25, 2 Samuel 12.1, 2 Samuel 12.1–31, 2 Samuel 12.3, 2 Samuel 12.4, 2 Samuel 12.5–6, 2 Samuel 12.7–8, 2 Samuel 12.8, 2 Samuel 12.10, 2 Samuel 12.11, 2 Samuel 12.14, 2 Samuel 12.20, 2 Samuel 12.21–23, 2 Samuel 12.23, 2 Samuel 12.24, 2 Samuel 12.25, 2 Samuel 12.26–31, 2 Samuel 12.30, 2 Samuel 12.31, 2 Samuel 13.1, 2 Samuel 13.2, 2 Samuel 13.3, 2 Samuel 13.4, 2 Samuel 13.12, 2 Samuel 13.13, 2 Samuel 13.14, 2 Samuel 13.15, 2 Samuel 13.16, 2 Samuel 13.18, 2 Samuel 13.19, 2 Samuel 13.20, 2 Samuel 13.21, 2 Samuel 13.23, 2 Samuel 13.31, 2 Samuel 13.34–39, 2 Samuel 13.37, 2 Samuel 13.39, 2 Samuel 14.2, 2 Samuel 14.9, 2 Samuel 14.11, 2 Samuel 14.13, 2 Samuel 14.14, 2 Samuel 14.16, 2 Samuel 14.17, 2 Samuel 14.20, 2 Samuel 14.21, 2 Samuel 14.23, 2 Samuel 14.26, 2 Samuel 14.27, 2 Samuel 14.29, 2 Samuel 14.33, 2 Samuel 15.1, 2 Samuel 15.1–19, 2 Samuel 15.5, 2 Samuel 15.6, 2 Samuel 15.7, 2 Samuel 15.8, 2 Samuel 15.12, 2 Samuel 15.15–16, 2 Samuel 15.18, 2 Samuel 15.19, 2 Samuel 15.23, 2 Samuel 15.24, 2 Samuel 15.25, 2 Samuel 15.27, 2 Samuel 15.31, 2 Samuel 15.32, 2 Samuel 15.34, 2 Samuel 16.1, 2 Samuel 16.3–4, 2 Samuel 16.5, 2 Samuel 16.7–8, 2 Samuel 16.8, 2 Samuel 16.9, 2 Samuel 16.10, 2 Samuel 16.11–12, 2 Samuel 16.16, 2 Samuel 16.19, 2 Samuel 16.21, 2 Samuel 16.22, 2 Samuel 16.23, 2 Samuel 17.1–14, 2 Samuel 17.3, 2 Samuel 17.11, 2 Samuel 17.14, 2 Samuel 17.17, 2 Samuel 17.18–20, 2 Samuel 17.23, 2 Samuel 17.24, 2 Samuel 17.25, 2 Samuel 17.27, 2 Samuel 18.3, 2 Samuel 18.5, 2 Samuel 18.6, 2 Samuel 18.8, 2 Samuel 18.9, 2 Samuel 18.11, 2 Samuel 18.14, 2 Samuel 18.15, 2 Samuel 18.17, 2 Samuel 18.18, 2 Samuel 18.19, 2 Samuel 18.21, 2 Samuel 18.25, 2 Samuel 18.28–29, 2 Samuel 18.33, 2 Samuel 19.5–7, 2 Samuel 19.9–10, 2 Samuel 19.11–12, 2 Samuel 19.13, 2 Samuel 19.15, 2 Samuel 19.15–23, 2 Samuel 19.17, 2 Samuel 19.20, 2 Samuel 19.21–22, 2 Samuel 19.23, 2 Samuel 19.24, 2 Samuel 19.24–30, 2 Samuel 19.27–28, 2 Samuel 19.30, 2 Samuel 19.31, 2 Samuel 19.31–40, 2 Samuel 19.39, 2 Samuel 19.40, 2 Samuel 19.41–43, 2 Samuel 20.1, 2 Samuel 20.3, 2 Samuel 20.4–5, 2 Samuel 20.7, 2 Samuel 20.9, 2 Samuel 20.10, 2 Samuel 20.14, 2 Samuel 20.15, 2 Samuel 20.16, 2 Samuel 20.18–19, 2 Samuel 20.23, 2 Samuel 20.23–26, 2 Samuel 20.24, 2 Samuel 20.25, 2 Samuel 20.26, 2 Samuel 21.1, 2 Samuel 21.1–24.25, 2 Samuel 21.2, 2 Samuel 21.3, 2 Samuel 21.6, 2 Samuel 21.7, 2 Samuel 21.8, 2 Samuel 21.9, 2 Samuel 21.10, 2 Samuel 21.11–13, 2 Samuel 21.14, 2 Samuel 21.15, 2 Samuel 21.15–22, 2 Samuel 21.16, 2 Samuel 21.17, 2 Samuel 21.18, 2 Samuel 21.19, 2 Samuel 22.1–51, 2 Samuel 22.2, 2 Samuel 22.3, 2 Samuel 22.7, 2 Samuel 22.8–20, 2 Samuel 22.14, 2 Samuel 22.21–30, 2 Samuel 22.22–24, 2 Samuel 22.31–51, 2 Samuel 22.32, 2 Samuel 22.34, 2 Samuel 22.38–40, 2 Samuel 22.51, 2 Samuel 23.1, 2 Samuel 23.1–7, 2 Samuel 23.2, 2 Samuel 23.5, 2 Samuel 23.6, 2 Samuel 23.8–39, 2 Samuel 23.10, 2 Samuel 23.13, 2 Samuel 23.15–16, 2 Samuel 23.17, 2 Samuel 23.18–23, 2 Samuel 23.24, 2 Samuel 23.39, 2 Samuel 24.1, 2 Samuel 24.2, 2 Samuel 24.3, 2 Samuel 24.9, 2 Samuel 24.10, 2 Samuel 24.11, 2 Samuel 24.13, 2 Samuel 24.16, 2 Samuel 24.17, 2 Samuel 24.21, 2 Samuel 24.25</w:t>
       </w:r>
       <w:r>
         <w:rPr>

--- a/por/docx/10.content.docx
+++ b/por/docx/10.content.docx
@@ -150,19 +150,6 @@
           <w:lang w:val="pt_PT" w:bidi="pt_PT"/>
         </w:rPr>
         <w:t>2SA</w:t>
-      </w:r>
-      <w:r>
-        <w:rPr>
-          <w:lang w:val="pt_PT" w:bidi="pt_PT"/>
-        </w:rPr>
-      </w:r>
-    </w:p>
-    <w:p>
-      <w:pPr/>
-      <w:r>
-        <w:rPr>
-          <w:lang w:val="pt_PT" w:bidi="pt_PT"/>
-        </w:rPr>
       </w:r>
       <w:r>
         <w:rPr>

--- a/por/docx/10.content.docx
+++ b/por/docx/10.content.docx
@@ -19,7 +19,7 @@
         <w:rPr>
           <w:lang w:val="pt_PT" w:bidi="pt_PT"/>
         </w:rPr>
-        <w:t>Resource: Notas de Estudo (Tyndale)</w:t>
+        <w:t>Resource: Tyndale Open Study Notes</w:t>
       </w:r>
       <w:r>
         <w:rPr>
@@ -112,7 +112,7 @@
         <w:rPr>
           <w:lang w:val="pt_PT" w:bidi="pt_PT"/>
         </w:rPr>
-        <w:t>Notas de Estudo (Tyndale)</w:t>
+        <w:t>Tyndale Open Study Notes</w:t>
       </w:r>
     </w:p>
     <w:p>

--- a/por/docx/10.content.docx
+++ b/por/docx/10.content.docx
@@ -19,7 +19,7 @@
         <w:rPr>
           <w:lang w:val="pt_PT" w:bidi="pt_PT"/>
         </w:rPr>
-        <w:t>Resource: Tyndale Open Study Notes</w:t>
+        <w:t>Resource: Aquifer Open Study Notes</w:t>
       </w:r>
       <w:r>
         <w:rPr>
@@ -112,7 +112,7 @@
         <w:rPr>
           <w:lang w:val="pt_PT" w:bidi="pt_PT"/>
         </w:rPr>
-        <w:t>Tyndale Open Study Notes</w:t>
+        <w:t>Aquifer Open Study Notes</w:t>
       </w:r>
     </w:p>
     <w:p>
